--- a/AISearchProforma.docx
+++ b/AISearchProforma.docx
@@ -33,7 +33,14 @@
       </w:pPr>
       <w:r>
         <w:rPr/>
-        <w:t>Algorithm A: A Star with Iterative Deepening</w:t>
+        <w:t xml:space="preserve">Algorithm A: </w:t>
+      </w:r>
+      <w:r>
+        <w:rPr/>
+        <w:t>IA (A* with iterative deepening)</w:t>
+      </w:r>
+      <w:r>
+        <w:rPr/>
         <w:tab/>
       </w:r>
     </w:p>
@@ -50,7 +57,19 @@
       </w:pPr>
       <w:r>
         <w:rPr/>
-        <w:t>Algorithm B: Basic Greedy Search</w:t>
+        <w:t xml:space="preserve">Algorithm B: </w:t>
+      </w:r>
+      <w:r>
+        <w:rPr/>
+        <w:t>BG (</w:t>
+      </w:r>
+      <w:r>
+        <w:rPr/>
+        <w:t>Basic Greedy Search</w:t>
+      </w:r>
+      <w:r>
+        <w:rPr/>
+        <w:t>)</w:t>
       </w:r>
     </w:p>
     <w:p>
@@ -68,7 +87,7 @@
         <mc:AlternateContent>
           <mc:Choice Requires="wps">
             <w:drawing>
-              <wp:anchor behindDoc="0" distT="40005" distB="60960" distL="109220" distR="126365" simplePos="0" locked="0" layoutInCell="0" allowOverlap="1" relativeHeight="2" wp14:anchorId="0DDCE53D">
+              <wp:anchor behindDoc="0" distT="40005" distB="60325" distL="109220" distR="125730" simplePos="0" locked="0" layoutInCell="0" allowOverlap="1" relativeHeight="2" wp14:anchorId="0DDCE53D">
                 <wp:simplePos x="0" y="0"/>
                 <wp:positionH relativeFrom="margin">
                   <wp:posOffset>-803910</wp:posOffset>
@@ -127,7 +146,39 @@
                                 <w:iCs/>
                                 <w:color w:val="000000"/>
                               </w:rPr>
-                              <w:t>Note: Both Enhancement 1 and 2 involved modification of the original prims_heuristic() function. This function was subsequently renamed to pruned_prims_heuristic() to reflect its function.</w:t>
+                              <w:t xml:space="preserve">Note: Both Enhancement 1 and 2 involved modification of the original prims_heuristic() function. This function was subsequently renamed to pruned_prims_heuristic() to reflect its </w:t>
+                            </w:r>
+                            <w:r>
+                              <w:rPr>
+                                <w:i/>
+                                <w:iCs/>
+                                <w:color w:val="000000"/>
+                              </w:rPr>
+                              <w:t>enhanced</w:t>
+                            </w:r>
+                            <w:r>
+                              <w:rPr>
+                                <w:i/>
+                                <w:iCs/>
+                                <w:color w:val="000000"/>
+                              </w:rPr>
+                              <w:t xml:space="preserve"> function</w:t>
+                            </w:r>
+                            <w:r>
+                              <w:rPr>
+                                <w:i/>
+                                <w:iCs/>
+                                <w:color w:val="000000"/>
+                              </w:rPr>
+                              <w:t>ality</w:t>
+                            </w:r>
+                            <w:r>
+                              <w:rPr>
+                                <w:i/>
+                                <w:iCs/>
+                                <w:color w:val="000000"/>
+                              </w:rPr>
+                              <w:t>.</w:t>
                             </w:r>
                           </w:p>
                           <w:p>
@@ -289,7 +340,39 @@
                           <w:iCs/>
                           <w:color w:val="000000"/>
                         </w:rPr>
-                        <w:t>Note: Both Enhancement 1 and 2 involved modification of the original prims_heuristic() function. This function was subsequently renamed to pruned_prims_heuristic() to reflect its function.</w:t>
+                        <w:t xml:space="preserve">Note: Both Enhancement 1 and 2 involved modification of the original prims_heuristic() function. This function was subsequently renamed to pruned_prims_heuristic() to reflect its </w:t>
+                      </w:r>
+                      <w:r>
+                        <w:rPr>
+                          <w:i/>
+                          <w:iCs/>
+                          <w:color w:val="000000"/>
+                        </w:rPr>
+                        <w:t>enhanced</w:t>
+                      </w:r>
+                      <w:r>
+                        <w:rPr>
+                          <w:i/>
+                          <w:iCs/>
+                          <w:color w:val="000000"/>
+                        </w:rPr>
+                        <w:t xml:space="preserve"> function</w:t>
+                      </w:r>
+                      <w:r>
+                        <w:rPr>
+                          <w:i/>
+                          <w:iCs/>
+                          <w:color w:val="000000"/>
+                        </w:rPr>
+                        <w:t>ality</w:t>
+                      </w:r>
+                      <w:r>
+                        <w:rPr>
+                          <w:i/>
+                          <w:iCs/>
+                          <w:color w:val="000000"/>
+                        </w:rPr>
+                        <w:t>.</w:t>
                       </w:r>
                     </w:p>
                     <w:p>
@@ -444,7 +527,7 @@
         <mc:AlternateContent>
           <mc:Choice Requires="wps">
             <w:drawing>
-              <wp:anchor behindDoc="0" distT="37465" distB="62865" distL="109220" distR="118745" simplePos="0" locked="0" layoutInCell="0" allowOverlap="1" relativeHeight="4" wp14:anchorId="395F7EF3">
+              <wp:anchor behindDoc="0" distT="36830" distB="62865" distL="109220" distR="118110" simplePos="0" locked="0" layoutInCell="0" allowOverlap="1" relativeHeight="4" wp14:anchorId="395F7EF3">
                 <wp:simplePos x="0" y="0"/>
                 <wp:positionH relativeFrom="margin">
                   <wp:posOffset>-811530</wp:posOffset>
@@ -664,23 +747,7 @@
                                 <w:iCs w:val="false"/>
                                 <w:color w:val="000000"/>
                               </w:rPr>
-                              <w:t xml:space="preserve"> variable to obtain an enhanced tour. 2-OPT works by iterating over all the pairs edges in the tour and examining whether </w:t>
-                            </w:r>
-                            <w:r>
-                              <w:rPr>
-                                <w:i w:val="false"/>
-                                <w:iCs w:val="false"/>
-                                <w:color w:val="000000"/>
-                              </w:rPr>
-                              <w:t>reversing the order of two cities in the tour</w:t>
-                            </w:r>
-                            <w:r>
-                              <w:rPr>
-                                <w:i w:val="false"/>
-                                <w:iCs w:val="false"/>
-                                <w:color w:val="000000"/>
-                              </w:rPr>
-                              <w:t xml:space="preserve"> would result in a tour with a lower path cost. If it would, the tour is subsequently modified to reflect the swap. Combined with enhancments 1A and 1B, this greatly improved tour quality, with the quality of tours found from the enhanced greedy algorithm now being on a similar level to the quality of tours discovered with the iterative depeening A* search.</w:t>
+                              <w:t xml:space="preserve"> variable to obtain an enhanced tour. 2-OPT works by iterating over all the pairs edges in the tour and examining whether reversing the order of two cities in the tour would result in a tour with a lower path cost. If it would, the tour is subsequently modified to reflect the swap. Combined with enhancments 1A and 1B, this greatly improved tour quality, with the quality of tours found from the enhanced greedy algorithm now being on a similar level to the quality of tours discovered with the iterative depeening A* search.</w:t>
                             </w:r>
                           </w:p>
                         </w:txbxContent>
@@ -879,23 +946,7 @@
                           <w:iCs w:val="false"/>
                           <w:color w:val="000000"/>
                         </w:rPr>
-                        <w:t xml:space="preserve"> variable to obtain an enhanced tour. 2-OPT works by iterating over all the pairs edges in the tour and examining whether </w:t>
-                      </w:r>
-                      <w:r>
-                        <w:rPr>
-                          <w:i w:val="false"/>
-                          <w:iCs w:val="false"/>
-                          <w:color w:val="000000"/>
-                        </w:rPr>
-                        <w:t>reversing the order of two cities in the tour</w:t>
-                      </w:r>
-                      <w:r>
-                        <w:rPr>
-                          <w:i w:val="false"/>
-                          <w:iCs w:val="false"/>
-                          <w:color w:val="000000"/>
-                        </w:rPr>
-                        <w:t xml:space="preserve"> would result in a tour with a lower path cost. If it would, the tour is subsequently modified to reflect the swap. Combined with enhancments 1A and 1B, this greatly improved tour quality, with the quality of tours found from the enhanced greedy algorithm now being on a similar level to the quality of tours discovered with the iterative depeening A* search.</w:t>
+                        <w:t xml:space="preserve"> variable to obtain an enhanced tour. 2-OPT works by iterating over all the pairs edges in the tour and examining whether reversing the order of two cities in the tour would result in a tour with a lower path cost. If it would, the tour is subsequently modified to reflect the swap. Combined with enhancments 1A and 1B, this greatly improved tour quality, with the quality of tours found from the enhanced greedy algorithm now being on a similar level to the quality of tours discovered with the iterative depeening A* search.</w:t>
                       </w:r>
                     </w:p>
                   </w:txbxContent>
@@ -967,7 +1018,7 @@
         <mc:AlternateContent>
           <mc:Choice Requires="wps">
             <w:drawing>
-              <wp:anchor behindDoc="0" distT="40005" distB="64135" distL="106045" distR="124460" simplePos="0" locked="0" layoutInCell="0" allowOverlap="1" relativeHeight="6" wp14:anchorId="7F7DBDF3">
+              <wp:anchor behindDoc="0" distT="40005" distB="64135" distL="105410" distR="124460" simplePos="0" locked="0" layoutInCell="0" allowOverlap="1" relativeHeight="6" wp14:anchorId="7F7DBDF3">
                 <wp:simplePos x="0" y="0"/>
                 <wp:positionH relativeFrom="margin">
                   <wp:posOffset>-819150</wp:posOffset>

--- a/AISearchProforma.docx
+++ b/AISearchProforma.docx
@@ -33,14 +33,15 @@
       </w:pPr>
       <w:r>
         <w:rPr/>
-        <w:t xml:space="preserve">Algorithm A: </w:t>
+        <w:t xml:space="preserve">Algorithm A: IA (A* </w:t>
       </w:r>
       <w:r>
         <w:rPr/>
-        <w:t>IA (A* with iterative deepening)</w:t>
+        <w:t xml:space="preserve">search </w:t>
       </w:r>
       <w:r>
         <w:rPr/>
+        <w:t>with iterative deepening)</w:t>
         <w:tab/>
       </w:r>
     </w:p>
@@ -57,19 +58,7 @@
       </w:pPr>
       <w:r>
         <w:rPr/>
-        <w:t xml:space="preserve">Algorithm B: </w:t>
-      </w:r>
-      <w:r>
-        <w:rPr/>
-        <w:t>BG (</w:t>
-      </w:r>
-      <w:r>
-        <w:rPr/>
-        <w:t>Basic Greedy Search</w:t>
-      </w:r>
-      <w:r>
-        <w:rPr/>
-        <w:t>)</w:t>
+        <w:t>Algorithm B: BG (Basic Greedy Search)</w:t>
       </w:r>
     </w:p>
     <w:p>
@@ -87,7 +76,7 @@
         <mc:AlternateContent>
           <mc:Choice Requires="wps">
             <w:drawing>
-              <wp:anchor behindDoc="0" distT="40005" distB="60325" distL="109220" distR="125730" simplePos="0" locked="0" layoutInCell="0" allowOverlap="1" relativeHeight="2" wp14:anchorId="0DDCE53D">
+              <wp:anchor behindDoc="0" distT="40005" distB="59690" distL="109220" distR="125095" simplePos="0" locked="0" layoutInCell="0" allowOverlap="1" relativeHeight="2" wp14:anchorId="0DDCE53D">
                 <wp:simplePos x="0" y="0"/>
                 <wp:positionH relativeFrom="margin">
                   <wp:posOffset>-803910</wp:posOffset>
@@ -135,50 +124,34 @@
                               <w:spacing w:lineRule="auto" w:line="240" w:before="0" w:after="0"/>
                               <w:ind w:right="45" w:hanging="0"/>
                               <w:rPr>
-                                <w:i/>
-                                <w:i/>
-                                <w:iCs/>
+                                <w:i w:val="false"/>
+                                <w:i w:val="false"/>
+                                <w:iCs w:val="false"/>
                               </w:rPr>
                             </w:pPr>
                             <w:r>
                               <w:rPr>
-                                <w:i/>
-                                <w:iCs/>
-                                <w:color w:val="000000"/>
-                              </w:rPr>
-                              <w:t xml:space="preserve">Note: Both Enhancement 1 and 2 involved modification of the original prims_heuristic() function. This function was subsequently renamed to pruned_prims_heuristic() to reflect its </w:t>
-                            </w:r>
-                            <w:r>
-                              <w:rPr>
-                                <w:i/>
-                                <w:iCs/>
-                                <w:color w:val="000000"/>
-                              </w:rPr>
-                              <w:t>enhanced</w:t>
-                            </w:r>
-                            <w:r>
-                              <w:rPr>
-                                <w:i/>
-                                <w:iCs/>
-                                <w:color w:val="000000"/>
-                              </w:rPr>
-                              <w:t xml:space="preserve"> function</w:t>
-                            </w:r>
-                            <w:r>
-                              <w:rPr>
-                                <w:i/>
-                                <w:iCs/>
-                                <w:color w:val="000000"/>
-                              </w:rPr>
-                              <w:t>ality</w:t>
-                            </w:r>
-                            <w:r>
-                              <w:rPr>
-                                <w:i/>
-                                <w:iCs/>
-                                <w:color w:val="000000"/>
-                              </w:rPr>
-                              <w:t>.</w:t>
+                                <w:i w:val="false"/>
+                                <w:iCs w:val="false"/>
+                                <w:color w:val="000000"/>
+                              </w:rPr>
+                              <w:t xml:space="preserve">Enhancement 1 </w:t>
+                            </w:r>
+                            <w:r>
+                              <w:rPr>
+                                <w:i w:val="false"/>
+                                <w:iCs w:val="false"/>
+                                <w:color w:val="000000"/>
+                              </w:rPr>
+                              <w:t>(modification of the prims_heuristic() function)</w:t>
+                            </w:r>
+                            <w:r>
+                              <w:rPr>
+                                <w:i w:val="false"/>
+                                <w:iCs w:val="false"/>
+                                <w:color w:val="000000"/>
+                              </w:rPr>
+                              <w:t>: The final city in the minimum spanning tree (MST) (calculated from city zero) was used as the starting city, as opposed to a randomly generated one. This was done by modifying the algorithm used for calculating the MST heuristic value from a given node so that it also had the ability to return the MST itself. A boolean value was used to inform the function whether to return the MST itself or its heuristic value.</w:t>
                             </w:r>
                           </w:p>
                           <w:p>
@@ -187,15 +160,18 @@
                               <w:spacing w:lineRule="auto" w:line="240" w:before="0" w:after="0"/>
                               <w:ind w:right="45" w:hanging="0"/>
                               <w:rPr>
-                                <w:i/>
-                                <w:i/>
+                                <w:i w:val="false"/>
+                                <w:i w:val="false"/>
+                                <w:iCs w:val="false"/>
                               </w:rPr>
                             </w:pPr>
                             <w:r>
                               <w:rPr>
-                                <w:i/>
-                                <w:color w:val="000000"/>
-                              </w:rPr>
+                                <w:i w:val="false"/>
+                                <w:iCs w:val="false"/>
+                                <w:color w:val="000000"/>
+                              </w:rPr>
+                              <w:t>The MST connects cities in a way that minimises the path cost, so selecting this final city helped provide a consistently low score for all ten provided city files.</w:t>
                             </w:r>
                           </w:p>
                           <w:p>
@@ -215,7 +191,6 @@
                                 <w:iCs w:val="false"/>
                                 <w:color w:val="000000"/>
                               </w:rPr>
-                              <w:t>Enhancement 1: The final city in the minimum spanning tree (MST) (calculated from city zero) was used as the starting city, as opposed to a randomly generated one. This was done by modifying the algorithm used for calculating the MST heuristic value from a given node so that it also had the ability to return the MST itself. A boolean value was used to inform the function whether to return the MST itself or its heuristic value.</w:t>
                             </w:r>
                           </w:p>
                           <w:p>
@@ -235,7 +210,15 @@
                                 <w:iCs w:val="false"/>
                                 <w:color w:val="000000"/>
                               </w:rPr>
-                              <w:t>The MST connects cities in a way that minimises the path cost, so selecting this final city helped provide a consistently low score for all ten provided city files.</w:t>
+                              <w:t xml:space="preserve">Enhancement 2: </w:t>
+                            </w:r>
+                            <w:r>
+                              <w:rPr>
+                                <w:i w:val="false"/>
+                                <w:iCs w:val="false"/>
+                                <w:color w:val="000000"/>
+                              </w:rPr>
+                              <w:t>Memoization was used inside the IDA* algorithm function IDAStarTSP() to memoize the heuristic values and thereby save valuable compute time.</w:t>
                             </w:r>
                           </w:p>
                           <w:p>
@@ -255,54 +238,7 @@
                                 <w:iCs w:val="false"/>
                                 <w:color w:val="000000"/>
                               </w:rPr>
-                            </w:r>
-                          </w:p>
-                          <w:p>
-                            <w:pPr>
-                              <w:pStyle w:val="FrameContents"/>
-                              <w:spacing w:lineRule="auto" w:line="240" w:before="0" w:after="0"/>
-                              <w:ind w:right="45" w:hanging="0"/>
-                              <w:rPr>
-                                <w:i w:val="false"/>
-                                <w:i w:val="false"/>
-                                <w:iCs w:val="false"/>
-                              </w:rPr>
-                            </w:pPr>
-                            <w:r>
-                              <w:rPr>
-                                <w:i w:val="false"/>
-                                <w:iCs w:val="false"/>
-                                <w:color w:val="000000"/>
-                              </w:rPr>
-                              <w:t>Enhancement 2: Heap pruning was used on the MST heuristic calculation to skip over unnecessary computations.</w:t>
-                            </w:r>
-                          </w:p>
-                          <w:p>
-                            <w:pPr>
-                              <w:pStyle w:val="FrameContents"/>
-                              <w:spacing w:lineRule="auto" w:line="240" w:before="0" w:after="0"/>
-                              <w:ind w:right="45" w:hanging="0"/>
-                              <w:rPr>
-                                <w:i w:val="false"/>
-                                <w:i w:val="false"/>
-                                <w:iCs w:val="false"/>
-                              </w:rPr>
-                            </w:pPr>
-                            <w:r>
-                              <w:rPr>
-                                <w:i w:val="false"/>
-                                <w:iCs w:val="false"/>
-                                <w:color w:val="000000"/>
-                              </w:rPr>
-                              <w:t xml:space="preserve"> </w:t>
-                            </w:r>
-                            <w:r>
-                              <w:rPr>
-                                <w:i w:val="false"/>
-                                <w:iCs w:val="false"/>
-                                <w:color w:val="000000"/>
-                              </w:rPr>
-                              <w:t xml:space="preserve">This was done by checking that the city was already present in the MST prior to and skipping over the rest of the loop if it was. </w:t>
+                              <w:t>This was done by creating a dictionary called mst_heuristic_memo, which serves as a cache to store previously computed heuristic values, preventing the recompute values which had already been found. During the depth-limited A* search performed inside the second while loop, the algorithm checks if the heuristic value has already been computed. If it has, its retrieved from the dictionary and reused, avoiding redundant calculations.</w:t>
                             </w:r>
                           </w:p>
                         </w:txbxContent>
@@ -329,50 +265,34 @@
                         <w:spacing w:lineRule="auto" w:line="240" w:before="0" w:after="0"/>
                         <w:ind w:right="45" w:hanging="0"/>
                         <w:rPr>
-                          <w:i/>
-                          <w:i/>
-                          <w:iCs/>
+                          <w:i w:val="false"/>
+                          <w:i w:val="false"/>
+                          <w:iCs w:val="false"/>
                         </w:rPr>
                       </w:pPr>
                       <w:r>
                         <w:rPr>
-                          <w:i/>
-                          <w:iCs/>
-                          <w:color w:val="000000"/>
-                        </w:rPr>
-                        <w:t xml:space="preserve">Note: Both Enhancement 1 and 2 involved modification of the original prims_heuristic() function. This function was subsequently renamed to pruned_prims_heuristic() to reflect its </w:t>
-                      </w:r>
-                      <w:r>
-                        <w:rPr>
-                          <w:i/>
-                          <w:iCs/>
-                          <w:color w:val="000000"/>
-                        </w:rPr>
-                        <w:t>enhanced</w:t>
-                      </w:r>
-                      <w:r>
-                        <w:rPr>
-                          <w:i/>
-                          <w:iCs/>
-                          <w:color w:val="000000"/>
-                        </w:rPr>
-                        <w:t xml:space="preserve"> function</w:t>
-                      </w:r>
-                      <w:r>
-                        <w:rPr>
-                          <w:i/>
-                          <w:iCs/>
-                          <w:color w:val="000000"/>
-                        </w:rPr>
-                        <w:t>ality</w:t>
-                      </w:r>
-                      <w:r>
-                        <w:rPr>
-                          <w:i/>
-                          <w:iCs/>
-                          <w:color w:val="000000"/>
-                        </w:rPr>
-                        <w:t>.</w:t>
+                          <w:i w:val="false"/>
+                          <w:iCs w:val="false"/>
+                          <w:color w:val="000000"/>
+                        </w:rPr>
+                        <w:t xml:space="preserve">Enhancement 1 </w:t>
+                      </w:r>
+                      <w:r>
+                        <w:rPr>
+                          <w:i w:val="false"/>
+                          <w:iCs w:val="false"/>
+                          <w:color w:val="000000"/>
+                        </w:rPr>
+                        <w:t>(modification of the prims_heuristic() function)</w:t>
+                      </w:r>
+                      <w:r>
+                        <w:rPr>
+                          <w:i w:val="false"/>
+                          <w:iCs w:val="false"/>
+                          <w:color w:val="000000"/>
+                        </w:rPr>
+                        <w:t>: The final city in the minimum spanning tree (MST) (calculated from city zero) was used as the starting city, as opposed to a randomly generated one. This was done by modifying the algorithm used for calculating the MST heuristic value from a given node so that it also had the ability to return the MST itself. A boolean value was used to inform the function whether to return the MST itself or its heuristic value.</w:t>
                       </w:r>
                     </w:p>
                     <w:p>
@@ -381,15 +301,18 @@
                         <w:spacing w:lineRule="auto" w:line="240" w:before="0" w:after="0"/>
                         <w:ind w:right="45" w:hanging="0"/>
                         <w:rPr>
-                          <w:i/>
-                          <w:i/>
+                          <w:i w:val="false"/>
+                          <w:i w:val="false"/>
+                          <w:iCs w:val="false"/>
                         </w:rPr>
                       </w:pPr>
                       <w:r>
                         <w:rPr>
-                          <w:i/>
-                          <w:color w:val="000000"/>
-                        </w:rPr>
+                          <w:i w:val="false"/>
+                          <w:iCs w:val="false"/>
+                          <w:color w:val="000000"/>
+                        </w:rPr>
+                        <w:t>The MST connects cities in a way that minimises the path cost, so selecting this final city helped provide a consistently low score for all ten provided city files.</w:t>
                       </w:r>
                     </w:p>
                     <w:p>
@@ -409,7 +332,6 @@
                           <w:iCs w:val="false"/>
                           <w:color w:val="000000"/>
                         </w:rPr>
-                        <w:t>Enhancement 1: The final city in the minimum spanning tree (MST) (calculated from city zero) was used as the starting city, as opposed to a randomly generated one. This was done by modifying the algorithm used for calculating the MST heuristic value from a given node so that it also had the ability to return the MST itself. A boolean value was used to inform the function whether to return the MST itself or its heuristic value.</w:t>
                       </w:r>
                     </w:p>
                     <w:p>
@@ -429,7 +351,15 @@
                           <w:iCs w:val="false"/>
                           <w:color w:val="000000"/>
                         </w:rPr>
-                        <w:t>The MST connects cities in a way that minimises the path cost, so selecting this final city helped provide a consistently low score for all ten provided city files.</w:t>
+                        <w:t xml:space="preserve">Enhancement 2: </w:t>
+                      </w:r>
+                      <w:r>
+                        <w:rPr>
+                          <w:i w:val="false"/>
+                          <w:iCs w:val="false"/>
+                          <w:color w:val="000000"/>
+                        </w:rPr>
+                        <w:t>Memoization was used inside the IDA* algorithm function IDAStarTSP() to memoize the heuristic values and thereby save valuable compute time.</w:t>
                       </w:r>
                     </w:p>
                     <w:p>
@@ -449,54 +379,7 @@
                           <w:iCs w:val="false"/>
                           <w:color w:val="000000"/>
                         </w:rPr>
-                      </w:r>
-                    </w:p>
-                    <w:p>
-                      <w:pPr>
-                        <w:pStyle w:val="FrameContents"/>
-                        <w:spacing w:lineRule="auto" w:line="240" w:before="0" w:after="0"/>
-                        <w:ind w:right="45" w:hanging="0"/>
-                        <w:rPr>
-                          <w:i w:val="false"/>
-                          <w:i w:val="false"/>
-                          <w:iCs w:val="false"/>
-                        </w:rPr>
-                      </w:pPr>
-                      <w:r>
-                        <w:rPr>
-                          <w:i w:val="false"/>
-                          <w:iCs w:val="false"/>
-                          <w:color w:val="000000"/>
-                        </w:rPr>
-                        <w:t>Enhancement 2: Heap pruning was used on the MST heuristic calculation to skip over unnecessary computations.</w:t>
-                      </w:r>
-                    </w:p>
-                    <w:p>
-                      <w:pPr>
-                        <w:pStyle w:val="FrameContents"/>
-                        <w:spacing w:lineRule="auto" w:line="240" w:before="0" w:after="0"/>
-                        <w:ind w:right="45" w:hanging="0"/>
-                        <w:rPr>
-                          <w:i w:val="false"/>
-                          <w:i w:val="false"/>
-                          <w:iCs w:val="false"/>
-                        </w:rPr>
-                      </w:pPr>
-                      <w:r>
-                        <w:rPr>
-                          <w:i w:val="false"/>
-                          <w:iCs w:val="false"/>
-                          <w:color w:val="000000"/>
-                        </w:rPr>
-                        <w:t xml:space="preserve"> </w:t>
-                      </w:r>
-                      <w:r>
-                        <w:rPr>
-                          <w:i w:val="false"/>
-                          <w:iCs w:val="false"/>
-                          <w:color w:val="000000"/>
-                        </w:rPr>
-                        <w:t xml:space="preserve">This was done by checking that the city was already present in the MST prior to and skipping over the rest of the loop if it was. </w:t>
+                        <w:t>This was done by creating a dictionary called mst_heuristic_memo, which serves as a cache to store previously computed heuristic values, preventing the recompute values which had already been found. During the depth-limited A* search performed inside the second while loop, the algorithm checks if the heuristic value has already been computed. If it has, its retrieved from the dictionary and reused, avoiding redundant calculations.</w:t>
                       </w:r>
                     </w:p>
                   </w:txbxContent>
@@ -527,7 +410,7 @@
         <mc:AlternateContent>
           <mc:Choice Requires="wps">
             <w:drawing>
-              <wp:anchor behindDoc="0" distT="36830" distB="62865" distL="109220" distR="118110" simplePos="0" locked="0" layoutInCell="0" allowOverlap="1" relativeHeight="4" wp14:anchorId="395F7EF3">
+              <wp:anchor behindDoc="0" distT="36195" distB="62865" distL="109220" distR="117475" simplePos="0" locked="0" layoutInCell="0" allowOverlap="1" relativeHeight="4" wp14:anchorId="395F7EF3">
                 <wp:simplePos x="0" y="0"/>
                 <wp:positionH relativeFrom="margin">
                   <wp:posOffset>-811530</wp:posOffset>
@@ -731,7 +614,23 @@
                                 <w:iCs w:val="false"/>
                                 <w:color w:val="000000"/>
                               </w:rPr>
-                              <w:t xml:space="preserve">Enhancement 2: Inspired by the paper by Chaing, et al., (2016) (DOI here: http://dx.doi.org/10.1109/ICMLC.2016.7872949), Algorithm B was enhanced by adding a function to implement the 2-OPT technique, which modified the global </w:t>
+                              <w:t xml:space="preserve">Enhancement 2: Inspired by the paper by Chaing, et al., (2016) (DOI here: http://dx.doi.org/10.1109/ICMLC.2016.7872949), Algorithm B was enhanced by adding a function to implement the 2-OPT technique. </w:t>
+                            </w:r>
+                            <w:r>
+                              <w:rPr>
+                                <w:i w:val="false"/>
+                                <w:iCs w:val="false"/>
+                                <w:color w:val="000000"/>
+                              </w:rPr>
+                              <w:t xml:space="preserve">In this enhancement, </w:t>
+                            </w:r>
+                            <w:r>
+                              <w:rPr>
+                                <w:i w:val="false"/>
+                                <w:iCs w:val="false"/>
+                                <w:color w:val="000000"/>
+                              </w:rPr>
+                              <w:t xml:space="preserve">the global </w:t>
                             </w:r>
                             <w:r>
                               <w:rPr>
@@ -747,7 +646,100 @@
                                 <w:iCs w:val="false"/>
                                 <w:color w:val="000000"/>
                               </w:rPr>
-                              <w:t xml:space="preserve"> variable to obtain an enhanced tour. 2-OPT works by iterating over all the pairs edges in the tour and examining whether reversing the order of two cities in the tour would result in a tour with a lower path cost. If it would, the tour is subsequently modified to reflect the swap. Combined with enhancments 1A and 1B, this greatly improved tour quality, with the quality of tours found from the enhanced greedy algorithm now being on a similar level to the quality of tours discovered with the iterative depeening A* search.</w:t>
+                              <w:t xml:space="preserve"> variable </w:t>
+                            </w:r>
+                            <w:r>
+                              <w:rPr>
+                                <w:i w:val="false"/>
+                                <w:iCs w:val="false"/>
+                                <w:color w:val="000000"/>
+                              </w:rPr>
+                              <w:t xml:space="preserve">was modified inside this algorithm </w:t>
+                            </w:r>
+                            <w:r>
+                              <w:rPr>
+                                <w:i w:val="false"/>
+                                <w:iCs w:val="false"/>
+                                <w:color w:val="000000"/>
+                              </w:rPr>
+                              <w:t xml:space="preserve">to </w:t>
+                            </w:r>
+                            <w:r>
+                              <w:rPr>
+                                <w:i w:val="false"/>
+                                <w:iCs w:val="false"/>
+                                <w:color w:val="000000"/>
+                              </w:rPr>
+                              <w:t>produce</w:t>
+                            </w:r>
+                            <w:r>
+                              <w:rPr>
+                                <w:i w:val="false"/>
+                                <w:iCs w:val="false"/>
+                                <w:color w:val="000000"/>
+                              </w:rPr>
+                              <w:t xml:space="preserve"> a </w:t>
+                            </w:r>
+                            <w:r>
+                              <w:rPr>
+                                <w:i w:val="false"/>
+                                <w:iCs w:val="false"/>
+                                <w:color w:val="000000"/>
+                              </w:rPr>
+                              <w:t>tour with shorter path length</w:t>
+                            </w:r>
+                            <w:r>
+                              <w:rPr>
+                                <w:i w:val="false"/>
+                                <w:iCs w:val="false"/>
+                                <w:color w:val="000000"/>
+                              </w:rPr>
+                              <w:t xml:space="preserve">. </w:t>
+                            </w:r>
+                          </w:p>
+                          <w:p>
+                            <w:pPr>
+                              <w:pStyle w:val="FrameContents"/>
+                              <w:spacing w:lineRule="auto" w:line="240" w:before="0" w:after="0"/>
+                              <w:ind w:right="45" w:hanging="0"/>
+                              <w:rPr>
+                                <w:i w:val="false"/>
+                                <w:i w:val="false"/>
+                                <w:iCs w:val="false"/>
+                                <w:color w:val="000000"/>
+                              </w:rPr>
+                            </w:pPr>
+                            <w:r>
+                              <w:rPr/>
+                            </w:r>
+                          </w:p>
+                          <w:p>
+                            <w:pPr>
+                              <w:pStyle w:val="FrameContents"/>
+                              <w:spacing w:lineRule="auto" w:line="240" w:before="0" w:after="0"/>
+                              <w:ind w:right="45" w:hanging="0"/>
+                              <w:rPr>
+                                <w:i w:val="false"/>
+                                <w:i w:val="false"/>
+                                <w:iCs w:val="false"/>
+                                <w:color w:val="000000"/>
+                              </w:rPr>
+                            </w:pPr>
+                            <w:r>
+                              <w:rPr>
+                                <w:i w:val="false"/>
+                                <w:iCs w:val="false"/>
+                                <w:color w:val="000000"/>
+                              </w:rPr>
+                              <w:t xml:space="preserve">2-OPT works by iterating over all the pairs edges in the tour and examining whether reversing the order of two cities in the tour would result in a tour with a lower path cost. If it would, the tour is subsequently modified to reflect the swap. Combined with enhancments 1A and 1B, this greatly improved tour quality, with the quality of tours found from the enhanced greedy algorithm </w:t>
+                            </w:r>
+                            <w:r>
+                              <w:rPr>
+                                <w:i w:val="false"/>
+                                <w:iCs w:val="false"/>
+                                <w:color w:val="000000"/>
+                              </w:rPr>
+                              <w:t>on poor with that of the iterative deepening A* search.</w:t>
                             </w:r>
                           </w:p>
                         </w:txbxContent>
@@ -930,7 +922,23 @@
                           <w:iCs w:val="false"/>
                           <w:color w:val="000000"/>
                         </w:rPr>
-                        <w:t xml:space="preserve">Enhancement 2: Inspired by the paper by Chaing, et al., (2016) (DOI here: http://dx.doi.org/10.1109/ICMLC.2016.7872949), Algorithm B was enhanced by adding a function to implement the 2-OPT technique, which modified the global </w:t>
+                        <w:t xml:space="preserve">Enhancement 2: Inspired by the paper by Chaing, et al., (2016) (DOI here: http://dx.doi.org/10.1109/ICMLC.2016.7872949), Algorithm B was enhanced by adding a function to implement the 2-OPT technique. </w:t>
+                      </w:r>
+                      <w:r>
+                        <w:rPr>
+                          <w:i w:val="false"/>
+                          <w:iCs w:val="false"/>
+                          <w:color w:val="000000"/>
+                        </w:rPr>
+                        <w:t xml:space="preserve">In this enhancement, </w:t>
+                      </w:r>
+                      <w:r>
+                        <w:rPr>
+                          <w:i w:val="false"/>
+                          <w:iCs w:val="false"/>
+                          <w:color w:val="000000"/>
+                        </w:rPr>
+                        <w:t xml:space="preserve">the global </w:t>
                       </w:r>
                       <w:r>
                         <w:rPr>
@@ -946,7 +954,100 @@
                           <w:iCs w:val="false"/>
                           <w:color w:val="000000"/>
                         </w:rPr>
-                        <w:t xml:space="preserve"> variable to obtain an enhanced tour. 2-OPT works by iterating over all the pairs edges in the tour and examining whether reversing the order of two cities in the tour would result in a tour with a lower path cost. If it would, the tour is subsequently modified to reflect the swap. Combined with enhancments 1A and 1B, this greatly improved tour quality, with the quality of tours found from the enhanced greedy algorithm now being on a similar level to the quality of tours discovered with the iterative depeening A* search.</w:t>
+                        <w:t xml:space="preserve"> variable </w:t>
+                      </w:r>
+                      <w:r>
+                        <w:rPr>
+                          <w:i w:val="false"/>
+                          <w:iCs w:val="false"/>
+                          <w:color w:val="000000"/>
+                        </w:rPr>
+                        <w:t xml:space="preserve">was modified inside this algorithm </w:t>
+                      </w:r>
+                      <w:r>
+                        <w:rPr>
+                          <w:i w:val="false"/>
+                          <w:iCs w:val="false"/>
+                          <w:color w:val="000000"/>
+                        </w:rPr>
+                        <w:t xml:space="preserve">to </w:t>
+                      </w:r>
+                      <w:r>
+                        <w:rPr>
+                          <w:i w:val="false"/>
+                          <w:iCs w:val="false"/>
+                          <w:color w:val="000000"/>
+                        </w:rPr>
+                        <w:t>produce</w:t>
+                      </w:r>
+                      <w:r>
+                        <w:rPr>
+                          <w:i w:val="false"/>
+                          <w:iCs w:val="false"/>
+                          <w:color w:val="000000"/>
+                        </w:rPr>
+                        <w:t xml:space="preserve"> a </w:t>
+                      </w:r>
+                      <w:r>
+                        <w:rPr>
+                          <w:i w:val="false"/>
+                          <w:iCs w:val="false"/>
+                          <w:color w:val="000000"/>
+                        </w:rPr>
+                        <w:t>tour with shorter path length</w:t>
+                      </w:r>
+                      <w:r>
+                        <w:rPr>
+                          <w:i w:val="false"/>
+                          <w:iCs w:val="false"/>
+                          <w:color w:val="000000"/>
+                        </w:rPr>
+                        <w:t xml:space="preserve">. </w:t>
+                      </w:r>
+                    </w:p>
+                    <w:p>
+                      <w:pPr>
+                        <w:pStyle w:val="FrameContents"/>
+                        <w:spacing w:lineRule="auto" w:line="240" w:before="0" w:after="0"/>
+                        <w:ind w:right="45" w:hanging="0"/>
+                        <w:rPr>
+                          <w:i w:val="false"/>
+                          <w:i w:val="false"/>
+                          <w:iCs w:val="false"/>
+                          <w:color w:val="000000"/>
+                        </w:rPr>
+                      </w:pPr>
+                      <w:r>
+                        <w:rPr/>
+                      </w:r>
+                    </w:p>
+                    <w:p>
+                      <w:pPr>
+                        <w:pStyle w:val="FrameContents"/>
+                        <w:spacing w:lineRule="auto" w:line="240" w:before="0" w:after="0"/>
+                        <w:ind w:right="45" w:hanging="0"/>
+                        <w:rPr>
+                          <w:i w:val="false"/>
+                          <w:i w:val="false"/>
+                          <w:iCs w:val="false"/>
+                          <w:color w:val="000000"/>
+                        </w:rPr>
+                      </w:pPr>
+                      <w:r>
+                        <w:rPr>
+                          <w:i w:val="false"/>
+                          <w:iCs w:val="false"/>
+                          <w:color w:val="000000"/>
+                        </w:rPr>
+                        <w:t xml:space="preserve">2-OPT works by iterating over all the pairs edges in the tour and examining whether reversing the order of two cities in the tour would result in a tour with a lower path cost. If it would, the tour is subsequently modified to reflect the swap. Combined with enhancments 1A and 1B, this greatly improved tour quality, with the quality of tours found from the enhanced greedy algorithm </w:t>
+                      </w:r>
+                      <w:r>
+                        <w:rPr>
+                          <w:i w:val="false"/>
+                          <w:iCs w:val="false"/>
+                          <w:color w:val="000000"/>
+                        </w:rPr>
+                        <w:t>on poor with that of the iterative deepening A* search.</w:t>
                       </w:r>
                     </w:p>
                   </w:txbxContent>
@@ -1018,7 +1119,7 @@
         <mc:AlternateContent>
           <mc:Choice Requires="wps">
             <w:drawing>
-              <wp:anchor behindDoc="0" distT="40005" distB="64135" distL="105410" distR="124460" simplePos="0" locked="0" layoutInCell="0" allowOverlap="1" relativeHeight="6" wp14:anchorId="7F7DBDF3">
+              <wp:anchor behindDoc="0" distT="40005" distB="64135" distL="104775" distR="124460" simplePos="0" locked="0" layoutInCell="0" allowOverlap="1" relativeHeight="6" wp14:anchorId="7F7DBDF3">
                 <wp:simplePos x="0" y="0"/>
                 <wp:positionH relativeFrom="margin">
                   <wp:posOffset>-819150</wp:posOffset>

--- a/AISearchProforma.docx
+++ b/AISearchProforma.docx
@@ -33,15 +33,7 @@
       </w:pPr>
       <w:r>
         <w:rPr/>
-        <w:t xml:space="preserve">Algorithm A: IA (A* </w:t>
-      </w:r>
-      <w:r>
-        <w:rPr/>
-        <w:t xml:space="preserve">search </w:t>
-      </w:r>
-      <w:r>
-        <w:rPr/>
-        <w:t>with iterative deepening)</w:t>
+        <w:t>Algorithm A: IA (A* search with iterative deepening)</w:t>
         <w:tab/>
       </w:r>
     </w:p>
@@ -76,7 +68,7 @@
         <mc:AlternateContent>
           <mc:Choice Requires="wps">
             <w:drawing>
-              <wp:anchor behindDoc="0" distT="40005" distB="59690" distL="109220" distR="125095" simplePos="0" locked="0" layoutInCell="0" allowOverlap="1" relativeHeight="2" wp14:anchorId="0DDCE53D">
+              <wp:anchor behindDoc="0" distT="40005" distB="59055" distL="109220" distR="124460" simplePos="0" locked="0" layoutInCell="0" allowOverlap="1" relativeHeight="2" wp14:anchorId="0DDCE53D">
                 <wp:simplePos x="0" y="0"/>
                 <wp:positionH relativeFrom="margin">
                   <wp:posOffset>-803910</wp:posOffset>
@@ -135,23 +127,7 @@
                                 <w:iCs w:val="false"/>
                                 <w:color w:val="000000"/>
                               </w:rPr>
-                              <w:t xml:space="preserve">Enhancement 1 </w:t>
-                            </w:r>
-                            <w:r>
-                              <w:rPr>
-                                <w:i w:val="false"/>
-                                <w:iCs w:val="false"/>
-                                <w:color w:val="000000"/>
-                              </w:rPr>
-                              <w:t>(modification of the prims_heuristic() function)</w:t>
-                            </w:r>
-                            <w:r>
-                              <w:rPr>
-                                <w:i w:val="false"/>
-                                <w:iCs w:val="false"/>
-                                <w:color w:val="000000"/>
-                              </w:rPr>
-                              <w:t>: The final city in the minimum spanning tree (MST) (calculated from city zero) was used as the starting city, as opposed to a randomly generated one. This was done by modifying the algorithm used for calculating the MST heuristic value from a given node so that it also had the ability to return the MST itself. A boolean value was used to inform the function whether to return the MST itself or its heuristic value.</w:t>
+                              <w:t>Enhancement 1 (modification of the prims_heuristic() function): The final city in the minimum spanning tree (MST) (calculated from city zero) was used as the starting city, as opposed to a randomly generated one. This was done by modifying the algorithm used for calculating the MST heuristic value from a given node so that it also had the ability to return the MST itself. A boolean value was used to inform the function whether to return the MST itself or its heuristic value.</w:t>
                             </w:r>
                           </w:p>
                           <w:p>
@@ -210,15 +186,7 @@
                                 <w:iCs w:val="false"/>
                                 <w:color w:val="000000"/>
                               </w:rPr>
-                              <w:t xml:space="preserve">Enhancement 2: </w:t>
-                            </w:r>
-                            <w:r>
-                              <w:rPr>
-                                <w:i w:val="false"/>
-                                <w:iCs w:val="false"/>
-                                <w:color w:val="000000"/>
-                              </w:rPr>
-                              <w:t>Memoization was used inside the IDA* algorithm function IDAStarTSP() to memoize the heuristic values and thereby save valuable compute time.</w:t>
+                              <w:t>Enhancement 2: Memoization was used inside the IDA* algorithm function IDAStarTSP() to memoize the heuristic values and thereby save valuable compute time.</w:t>
                             </w:r>
                           </w:p>
                           <w:p>
@@ -276,23 +244,7 @@
                           <w:iCs w:val="false"/>
                           <w:color w:val="000000"/>
                         </w:rPr>
-                        <w:t xml:space="preserve">Enhancement 1 </w:t>
-                      </w:r>
-                      <w:r>
-                        <w:rPr>
-                          <w:i w:val="false"/>
-                          <w:iCs w:val="false"/>
-                          <w:color w:val="000000"/>
-                        </w:rPr>
-                        <w:t>(modification of the prims_heuristic() function)</w:t>
-                      </w:r>
-                      <w:r>
-                        <w:rPr>
-                          <w:i w:val="false"/>
-                          <w:iCs w:val="false"/>
-                          <w:color w:val="000000"/>
-                        </w:rPr>
-                        <w:t>: The final city in the minimum spanning tree (MST) (calculated from city zero) was used as the starting city, as opposed to a randomly generated one. This was done by modifying the algorithm used for calculating the MST heuristic value from a given node so that it also had the ability to return the MST itself. A boolean value was used to inform the function whether to return the MST itself or its heuristic value.</w:t>
+                        <w:t>Enhancement 1 (modification of the prims_heuristic() function): The final city in the minimum spanning tree (MST) (calculated from city zero) was used as the starting city, as opposed to a randomly generated one. This was done by modifying the algorithm used for calculating the MST heuristic value from a given node so that it also had the ability to return the MST itself. A boolean value was used to inform the function whether to return the MST itself or its heuristic value.</w:t>
                       </w:r>
                     </w:p>
                     <w:p>
@@ -351,15 +303,7 @@
                           <w:iCs w:val="false"/>
                           <w:color w:val="000000"/>
                         </w:rPr>
-                        <w:t xml:space="preserve">Enhancement 2: </w:t>
-                      </w:r>
-                      <w:r>
-                        <w:rPr>
-                          <w:i w:val="false"/>
-                          <w:iCs w:val="false"/>
-                          <w:color w:val="000000"/>
-                        </w:rPr>
-                        <w:t>Memoization was used inside the IDA* algorithm function IDAStarTSP() to memoize the heuristic values and thereby save valuable compute time.</w:t>
+                        <w:t>Enhancement 2: Memoization was used inside the IDA* algorithm function IDAStarTSP() to memoize the heuristic values and thereby save valuable compute time.</w:t>
                       </w:r>
                     </w:p>
                     <w:p>
@@ -410,7 +354,7 @@
         <mc:AlternateContent>
           <mc:Choice Requires="wps">
             <w:drawing>
-              <wp:anchor behindDoc="0" distT="36195" distB="62865" distL="109220" distR="117475" simplePos="0" locked="0" layoutInCell="0" allowOverlap="1" relativeHeight="4" wp14:anchorId="395F7EF3">
+              <wp:anchor behindDoc="0" distT="35560" distB="62865" distL="109220" distR="116840" simplePos="0" locked="0" layoutInCell="0" allowOverlap="1" relativeHeight="4" wp14:anchorId="395F7EF3">
                 <wp:simplePos x="0" y="0"/>
                 <wp:positionH relativeFrom="margin">
                   <wp:posOffset>-811530</wp:posOffset>
@@ -614,23 +558,26 @@
                                 <w:iCs w:val="false"/>
                                 <w:color w:val="000000"/>
                               </w:rPr>
-                              <w:t xml:space="preserve">Enhancement 2: Inspired by the paper by Chaing, et al., (2016) (DOI here: http://dx.doi.org/10.1109/ICMLC.2016.7872949), Algorithm B was enhanced by adding a function to implement the 2-OPT technique. </w:t>
-                            </w:r>
-                            <w:r>
-                              <w:rPr>
-                                <w:i w:val="false"/>
-                                <w:iCs w:val="false"/>
-                                <w:color w:val="000000"/>
-                              </w:rPr>
-                              <w:t xml:space="preserve">In this enhancement, </w:t>
-                            </w:r>
-                            <w:r>
-                              <w:rPr>
-                                <w:i w:val="false"/>
-                                <w:iCs w:val="false"/>
-                                <w:color w:val="000000"/>
-                              </w:rPr>
-                              <w:t xml:space="preserve">the global </w:t>
+                              <w:t xml:space="preserve">Enhancement 2: Inspired by the paper by Chaing, et al., (2016) (DOI </w:t>
+                            </w:r>
+                            <w:hyperlink r:id="rId2">
+                              <w:r>
+                                <w:rPr>
+                                  <w:rStyle w:val="InternetLink"/>
+                                  <w:i w:val="false"/>
+                                  <w:iCs w:val="false"/>
+                                  <w:color w:val="000000"/>
+                                </w:rPr>
+                                <w:t>here</w:t>
+                              </w:r>
+                            </w:hyperlink>
+                            <w:r>
+                              <w:rPr>
+                                <w:i w:val="false"/>
+                                <w:iCs w:val="false"/>
+                                <w:color w:val="000000"/>
+                              </w:rPr>
+                              <w:t xml:space="preserve">) Algorithm B was enhanced by adding a function to implement the 2-OPT technique. In this enhancement, the global </w:t>
                             </w:r>
                             <w:r>
                               <w:rPr>
@@ -646,55 +593,7 @@
                                 <w:iCs w:val="false"/>
                                 <w:color w:val="000000"/>
                               </w:rPr>
-                              <w:t xml:space="preserve"> variable </w:t>
-                            </w:r>
-                            <w:r>
-                              <w:rPr>
-                                <w:i w:val="false"/>
-                                <w:iCs w:val="false"/>
-                                <w:color w:val="000000"/>
-                              </w:rPr>
-                              <w:t xml:space="preserve">was modified inside this algorithm </w:t>
-                            </w:r>
-                            <w:r>
-                              <w:rPr>
-                                <w:i w:val="false"/>
-                                <w:iCs w:val="false"/>
-                                <w:color w:val="000000"/>
-                              </w:rPr>
-                              <w:t xml:space="preserve">to </w:t>
-                            </w:r>
-                            <w:r>
-                              <w:rPr>
-                                <w:i w:val="false"/>
-                                <w:iCs w:val="false"/>
-                                <w:color w:val="000000"/>
-                              </w:rPr>
-                              <w:t>produce</w:t>
-                            </w:r>
-                            <w:r>
-                              <w:rPr>
-                                <w:i w:val="false"/>
-                                <w:iCs w:val="false"/>
-                                <w:color w:val="000000"/>
-                              </w:rPr>
-                              <w:t xml:space="preserve"> a </w:t>
-                            </w:r>
-                            <w:r>
-                              <w:rPr>
-                                <w:i w:val="false"/>
-                                <w:iCs w:val="false"/>
-                                <w:color w:val="000000"/>
-                              </w:rPr>
-                              <w:t>tour with shorter path length</w:t>
-                            </w:r>
-                            <w:r>
-                              <w:rPr>
-                                <w:i w:val="false"/>
-                                <w:iCs w:val="false"/>
-                                <w:color w:val="000000"/>
-                              </w:rPr>
-                              <w:t xml:space="preserve">. </w:t>
+                              <w:t xml:space="preserve"> variable was modified inside this algorithm to produce a tour with shorter path length. </w:t>
                             </w:r>
                           </w:p>
                           <w:p>
@@ -710,7 +609,11 @@
                               </w:rPr>
                             </w:pPr>
                             <w:r>
-                              <w:rPr/>
+                              <w:rPr>
+                                <w:i w:val="false"/>
+                                <w:iCs w:val="false"/>
+                                <w:color w:val="000000"/>
+                              </w:rPr>
                             </w:r>
                           </w:p>
                           <w:p>
@@ -731,15 +634,7 @@
                                 <w:iCs w:val="false"/>
                                 <w:color w:val="000000"/>
                               </w:rPr>
-                              <w:t xml:space="preserve">2-OPT works by iterating over all the pairs edges in the tour and examining whether reversing the order of two cities in the tour would result in a tour with a lower path cost. If it would, the tour is subsequently modified to reflect the swap. Combined with enhancments 1A and 1B, this greatly improved tour quality, with the quality of tours found from the enhanced greedy algorithm </w:t>
-                            </w:r>
-                            <w:r>
-                              <w:rPr>
-                                <w:i w:val="false"/>
-                                <w:iCs w:val="false"/>
-                                <w:color w:val="000000"/>
-                              </w:rPr>
-                              <w:t>on poor with that of the iterative deepening A* search.</w:t>
+                              <w:t>2-OPT works by iterating over all the pairs edges in the tour and examining whether reversing the order of two cities in the tour would result in a tour with a lower path cost. If it would, the tour is subsequently modified to reflect the swap. Combined with enhancements 1A and 1B, this greatly improved tour quality, with the quality of tours found from the enhanced greedy algorithm on poor with that of the iterative deepening A* search.</w:t>
                             </w:r>
                           </w:p>
                         </w:txbxContent>
@@ -922,23 +817,26 @@
                           <w:iCs w:val="false"/>
                           <w:color w:val="000000"/>
                         </w:rPr>
-                        <w:t xml:space="preserve">Enhancement 2: Inspired by the paper by Chaing, et al., (2016) (DOI here: http://dx.doi.org/10.1109/ICMLC.2016.7872949), Algorithm B was enhanced by adding a function to implement the 2-OPT technique. </w:t>
-                      </w:r>
-                      <w:r>
-                        <w:rPr>
-                          <w:i w:val="false"/>
-                          <w:iCs w:val="false"/>
-                          <w:color w:val="000000"/>
-                        </w:rPr>
-                        <w:t xml:space="preserve">In this enhancement, </w:t>
-                      </w:r>
-                      <w:r>
-                        <w:rPr>
-                          <w:i w:val="false"/>
-                          <w:iCs w:val="false"/>
-                          <w:color w:val="000000"/>
-                        </w:rPr>
-                        <w:t xml:space="preserve">the global </w:t>
+                        <w:t xml:space="preserve">Enhancement 2: Inspired by the paper by Chaing, et al., (2016) (DOI </w:t>
+                      </w:r>
+                      <w:hyperlink r:id="rId3">
+                        <w:r>
+                          <w:rPr>
+                            <w:rStyle w:val="InternetLink"/>
+                            <w:i w:val="false"/>
+                            <w:iCs w:val="false"/>
+                            <w:color w:val="000000"/>
+                          </w:rPr>
+                          <w:t>here</w:t>
+                        </w:r>
+                      </w:hyperlink>
+                      <w:r>
+                        <w:rPr>
+                          <w:i w:val="false"/>
+                          <w:iCs w:val="false"/>
+                          <w:color w:val="000000"/>
+                        </w:rPr>
+                        <w:t xml:space="preserve">) Algorithm B was enhanced by adding a function to implement the 2-OPT technique. In this enhancement, the global </w:t>
                       </w:r>
                       <w:r>
                         <w:rPr>
@@ -954,55 +852,7 @@
                           <w:iCs w:val="false"/>
                           <w:color w:val="000000"/>
                         </w:rPr>
-                        <w:t xml:space="preserve"> variable </w:t>
-                      </w:r>
-                      <w:r>
-                        <w:rPr>
-                          <w:i w:val="false"/>
-                          <w:iCs w:val="false"/>
-                          <w:color w:val="000000"/>
-                        </w:rPr>
-                        <w:t xml:space="preserve">was modified inside this algorithm </w:t>
-                      </w:r>
-                      <w:r>
-                        <w:rPr>
-                          <w:i w:val="false"/>
-                          <w:iCs w:val="false"/>
-                          <w:color w:val="000000"/>
-                        </w:rPr>
-                        <w:t xml:space="preserve">to </w:t>
-                      </w:r>
-                      <w:r>
-                        <w:rPr>
-                          <w:i w:val="false"/>
-                          <w:iCs w:val="false"/>
-                          <w:color w:val="000000"/>
-                        </w:rPr>
-                        <w:t>produce</w:t>
-                      </w:r>
-                      <w:r>
-                        <w:rPr>
-                          <w:i w:val="false"/>
-                          <w:iCs w:val="false"/>
-                          <w:color w:val="000000"/>
-                        </w:rPr>
-                        <w:t xml:space="preserve"> a </w:t>
-                      </w:r>
-                      <w:r>
-                        <w:rPr>
-                          <w:i w:val="false"/>
-                          <w:iCs w:val="false"/>
-                          <w:color w:val="000000"/>
-                        </w:rPr>
-                        <w:t>tour with shorter path length</w:t>
-                      </w:r>
-                      <w:r>
-                        <w:rPr>
-                          <w:i w:val="false"/>
-                          <w:iCs w:val="false"/>
-                          <w:color w:val="000000"/>
-                        </w:rPr>
-                        <w:t xml:space="preserve">. </w:t>
+                        <w:t xml:space="preserve"> variable was modified inside this algorithm to produce a tour with shorter path length. </w:t>
                       </w:r>
                     </w:p>
                     <w:p>
@@ -1018,7 +868,11 @@
                         </w:rPr>
                       </w:pPr>
                       <w:r>
-                        <w:rPr/>
+                        <w:rPr>
+                          <w:i w:val="false"/>
+                          <w:iCs w:val="false"/>
+                          <w:color w:val="000000"/>
+                        </w:rPr>
                       </w:r>
                     </w:p>
                     <w:p>
@@ -1039,15 +893,7 @@
                           <w:iCs w:val="false"/>
                           <w:color w:val="000000"/>
                         </w:rPr>
-                        <w:t xml:space="preserve">2-OPT works by iterating over all the pairs edges in the tour and examining whether reversing the order of two cities in the tour would result in a tour with a lower path cost. If it would, the tour is subsequently modified to reflect the swap. Combined with enhancments 1A and 1B, this greatly improved tour quality, with the quality of tours found from the enhanced greedy algorithm </w:t>
-                      </w:r>
-                      <w:r>
-                        <w:rPr>
-                          <w:i w:val="false"/>
-                          <w:iCs w:val="false"/>
-                          <w:color w:val="000000"/>
-                        </w:rPr>
-                        <w:t>on poor with that of the iterative deepening A* search.</w:t>
+                        <w:t>2-OPT works by iterating over all the pairs edges in the tour and examining whether reversing the order of two cities in the tour would result in a tour with a lower path cost. If it would, the tour is subsequently modified to reflect the swap. Combined with enhancements 1A and 1B, this greatly improved tour quality, with the quality of tours found from the enhanced greedy algorithm on poor with that of the iterative deepening A* search.</w:t>
                       </w:r>
                     </w:p>
                   </w:txbxContent>
@@ -1061,32 +907,6 @@
       <w:r>
         <w:rPr/>
         <w:t>Description of enhancement of Algorithm B:</w:t>
-      </w:r>
-    </w:p>
-    <w:p>
-      <w:pPr>
-        <w:pStyle w:val="Normal"/>
-        <w:tabs>
-          <w:tab w:val="clear" w:pos="720"/>
-          <w:tab w:val="left" w:pos="6237" w:leader="none"/>
-        </w:tabs>
-        <w:spacing w:lineRule="auto" w:line="240" w:before="0" w:after="0"/>
-        <w:jc w:val="center"/>
-        <w:rPr>
-          <w:b/>
-          <w:b/>
-          <w:i/>
-          <w:i/>
-          <w:color w:val="FF0000"/>
-        </w:rPr>
-      </w:pPr>
-      <w:r>
-        <w:rPr>
-          <w:b/>
-          <w:i/>
-          <w:color w:val="FF0000"/>
-        </w:rPr>
-        <w:t>DESCRIPTION OF ALGORITHM ONLY IF THE ALGORITHM IS NOT COVERED IN LECTURES</w:t>
       </w:r>
     </w:p>
     <w:p>
@@ -1113,22 +933,91 @@
         </w:tabs>
         <w:spacing w:lineRule="auto" w:line="240" w:before="0" w:after="0"/>
         <w:ind w:left="-1276" w:hanging="0"/>
+        <w:jc w:val="center"/>
         <w:rPr/>
       </w:pPr>
       <w:r>
+        <w:rPr>
+          <w:b/>
+          <w:i/>
+          <w:color w:val="FF0000"/>
+        </w:rPr>
+        <w:t>DESCRIPTION OF ALGORITHM ONLY IF THE ALGORITHM IS NOT COVERED IN LECTURES</w:t>
+      </w:r>
+    </w:p>
+    <w:p>
+      <w:pPr>
+        <w:pStyle w:val="Normal"/>
+        <w:tabs>
+          <w:tab w:val="clear" w:pos="720"/>
+          <w:tab w:val="left" w:pos="6804" w:leader="none"/>
+        </w:tabs>
+        <w:spacing w:lineRule="auto" w:line="240" w:before="0" w:after="0"/>
+        <w:ind w:left="-1276" w:hanging="0"/>
+        <w:jc w:val="center"/>
+        <w:rPr>
+          <w:b/>
+          <w:b/>
+          <w:i/>
+          <w:i/>
+          <w:color w:val="FF0000"/>
+        </w:rPr>
+      </w:pPr>
+      <w:r>
+        <w:rPr/>
+      </w:r>
+    </w:p>
+    <w:p>
+      <w:pPr>
+        <w:pStyle w:val="Normal"/>
+        <w:tabs>
+          <w:tab w:val="clear" w:pos="720"/>
+          <w:tab w:val="left" w:pos="6804" w:leader="none"/>
+        </w:tabs>
+        <w:spacing w:lineRule="auto" w:line="240" w:before="0" w:after="0"/>
+        <w:ind w:left="-1276" w:hanging="0"/>
+        <w:rPr/>
+      </w:pPr>
+      <w:r>
+        <w:rPr/>
+        <w:t xml:space="preserve">Description of </w:t>
+      </w:r>
+      <w:r>
+        <w:rPr>
+          <w:i/>
+        </w:rPr>
+        <w:t>non-standard</w:t>
+      </w:r>
+      <w:r>
+        <w:rPr/>
+        <w:t xml:space="preserve"> Algorithm A:</w:t>
+      </w:r>
+    </w:p>
+    <w:p>
+      <w:pPr>
+        <w:pStyle w:val="Normal"/>
+        <w:tabs>
+          <w:tab w:val="clear" w:pos="720"/>
+          <w:tab w:val="left" w:pos="6804" w:leader="none"/>
+        </w:tabs>
+        <w:spacing w:lineRule="auto" w:line="240" w:before="0" w:after="0"/>
+        <w:rPr/>
+      </w:pPr>
+      <w:r>
+        <w:rPr/>
         <mc:AlternateContent>
           <mc:Choice Requires="wps">
             <w:drawing>
-              <wp:anchor behindDoc="0" distT="40005" distB="64135" distL="104775" distR="124460" simplePos="0" locked="0" layoutInCell="0" allowOverlap="1" relativeHeight="6" wp14:anchorId="7F7DBDF3">
+              <wp:anchor behindDoc="0" distT="40005" distB="64135" distL="108585" distR="137160" simplePos="0" locked="0" layoutInCell="0" allowOverlap="1" relativeHeight="8" wp14:anchorId="419B783E">
                 <wp:simplePos x="0" y="0"/>
-                <wp:positionH relativeFrom="margin">
-                  <wp:posOffset>-819150</wp:posOffset>
+                <wp:positionH relativeFrom="column">
+                  <wp:posOffset>-803275</wp:posOffset>
                 </wp:positionH>
                 <wp:positionV relativeFrom="paragraph">
-                  <wp:posOffset>350520</wp:posOffset>
+                  <wp:posOffset>134620</wp:posOffset>
                 </wp:positionV>
-                <wp:extent cx="7338060" cy="3671570"/>
-                <wp:effectExtent l="5080" t="5080" r="5080" b="5080"/>
+                <wp:extent cx="7306945" cy="4057650"/>
+                <wp:effectExtent l="5715" t="5080" r="4445" b="5080"/>
                 <wp:wrapSquare wrapText="bothSides"/>
                 <wp:docPr id="5" name="Text Box 2"/>
                 <a:graphic xmlns:a="http://schemas.openxmlformats.org/drawingml/2006/main">
@@ -1138,7 +1027,7 @@
                       <wps:spPr>
                         <a:xfrm>
                           <a:off x="0" y="0"/>
-                          <a:ext cx="7338240" cy="3671640"/>
+                          <a:ext cx="7306920" cy="4057560"/>
                         </a:xfrm>
                         <a:prstGeom prst="rect">
                           <a:avLst/>
@@ -1307,7 +1196,7 @@
           </mc:Choice>
           <mc:Fallback>
             <w:pict>
-              <v:rect id="shape_0" ID="Text Box 2" path="m0,0l-2147483645,0l-2147483645,-2147483646l0,-2147483646xe" fillcolor="white" stroked="t" o:allowincell="f" style="position:absolute;margin-left:-64.5pt;margin-top:27.6pt;width:577.75pt;height:289.05pt;mso-wrap-style:square;v-text-anchor:top;mso-position-horizontal-relative:margin" wp14:anchorId="7F7DBDF3">
+              <v:rect id="shape_0" ID="Text Box 2" path="m0,0l-2147483645,0l-2147483645,-2147483646l0,-2147483646xe" fillcolor="white" stroked="t" o:allowincell="f" style="position:absolute;margin-left:-63.25pt;margin-top:10.6pt;width:575.3pt;height:319.45pt;mso-wrap-style:square;v-text-anchor:top" wp14:anchorId="419B783E">
                 <v:fill o:detectmouseclick="t" type="solid" color2="black"/>
                 <v:stroke color="black" weight="9360" joinstyle="miter" endcap="flat"/>
                 <v:textbox>
@@ -1452,34 +1341,6 @@
             </w:pict>
           </mc:Fallback>
         </mc:AlternateContent>
-      </w:r>
-      <w:r>
-        <w:rPr/>
-        <w:t xml:space="preserve">Description of </w:t>
-      </w:r>
-      <w:r>
-        <w:rPr>
-          <w:i/>
-        </w:rPr>
-        <w:t>non-standard</w:t>
-      </w:r>
-      <w:r>
-        <w:rPr/>
-        <w:t xml:space="preserve"> Algorithm A:</w:t>
-      </w:r>
-    </w:p>
-    <w:p>
-      <w:pPr>
-        <w:pStyle w:val="Normal"/>
-        <w:tabs>
-          <w:tab w:val="clear" w:pos="720"/>
-          <w:tab w:val="left" w:pos="6804" w:leader="none"/>
-        </w:tabs>
-        <w:spacing w:lineRule="auto" w:line="240" w:before="0" w:after="0"/>
-        <w:rPr/>
-      </w:pPr>
-      <w:r>
-        <w:rPr/>
       </w:r>
     </w:p>
     <w:p>
@@ -1497,16 +1358,16 @@
         <mc:AlternateContent>
           <mc:Choice Requires="wps">
             <w:drawing>
-              <wp:anchor behindDoc="0" distT="40005" distB="64135" distL="108585" distR="137160" simplePos="0" locked="0" layoutInCell="0" allowOverlap="1" relativeHeight="8" wp14:anchorId="419B783E">
+              <wp:anchor behindDoc="0" distT="40005" distB="64135" distL="104140" distR="124460" simplePos="0" locked="0" layoutInCell="0" allowOverlap="1" relativeHeight="6" wp14:anchorId="7F7DBDF3">
                 <wp:simplePos x="0" y="0"/>
-                <wp:positionH relativeFrom="margin">
-                  <wp:posOffset>-803275</wp:posOffset>
+                <wp:positionH relativeFrom="column">
+                  <wp:posOffset>-819150</wp:posOffset>
                 </wp:positionH>
                 <wp:positionV relativeFrom="paragraph">
                   <wp:posOffset>349885</wp:posOffset>
                 </wp:positionV>
-                <wp:extent cx="7306945" cy="3671570"/>
-                <wp:effectExtent l="5715" t="5080" r="4445" b="5080"/>
+                <wp:extent cx="7338060" cy="3159760"/>
+                <wp:effectExtent l="5080" t="5080" r="5080" b="5080"/>
                 <wp:wrapSquare wrapText="bothSides"/>
                 <wp:docPr id="7" name="Text Box 2"/>
                 <a:graphic xmlns:a="http://schemas.openxmlformats.org/drawingml/2006/main">
@@ -1516,7 +1377,7 @@
                       <wps:spPr>
                         <a:xfrm>
                           <a:off x="0" y="0"/>
-                          <a:ext cx="7306920" cy="3671640"/>
+                          <a:ext cx="7338240" cy="3159720"/>
                         </a:xfrm>
                         <a:prstGeom prst="rect">
                           <a:avLst/>
@@ -1550,11 +1411,7 @@
                               </w:rPr>
                             </w:pPr>
                             <w:r>
-                              <w:rPr>
-                                <w:i/>
-                                <w:color w:val="000000"/>
-                              </w:rPr>
-                              <w:t>Type here, as above.</w:t>
+                              <w:rPr/>
                             </w:r>
                           </w:p>
                         </w:txbxContent>
@@ -1570,7 +1427,7 @@
           </mc:Choice>
           <mc:Fallback>
             <w:pict>
-              <v:rect id="shape_0" ID="Text Box 2" path="m0,0l-2147483645,0l-2147483645,-2147483646l0,-2147483646xe" fillcolor="white" stroked="t" o:allowincell="f" style="position:absolute;margin-left:-63.25pt;margin-top:27.55pt;width:575.3pt;height:289.05pt;mso-wrap-style:square;v-text-anchor:top;mso-position-horizontal-relative:margin" wp14:anchorId="419B783E">
+              <v:rect id="shape_0" ID="Text Box 2" path="m0,0l-2147483645,0l-2147483645,-2147483646l0,-2147483646xe" fillcolor="white" stroked="t" o:allowincell="f" style="position:absolute;margin-left:-64.5pt;margin-top:27.55pt;width:577.75pt;height:248.75pt;mso-wrap-style:none;v-text-anchor:middle" wp14:anchorId="7F7DBDF3">
                 <v:fill o:detectmouseclick="t" type="solid" color2="black"/>
                 <v:stroke color="black" weight="9360" joinstyle="miter" endcap="flat"/>
                 <v:textbox>
@@ -1586,11 +1443,7 @@
                         </w:rPr>
                       </w:pPr>
                       <w:r>
-                        <w:rPr>
-                          <w:i/>
-                          <w:color w:val="000000"/>
-                        </w:rPr>
-                        <w:t>Type here, as above.</w:t>
+                        <w:rPr/>
                       </w:r>
                     </w:p>
                   </w:txbxContent>
@@ -2051,6 +1904,13 @@
     <w:qFormat/>
     <w:rPr/>
   </w:style>
+  <w:style w:type="character" w:styleId="InternetLink">
+    <w:name w:val="Hyperlink"/>
+    <w:rPr>
+      <w:color w:val="000080"/>
+      <w:u w:val="single"/>
+    </w:rPr>
+  </w:style>
   <w:style w:type="paragraph" w:styleId="Heading">
     <w:name w:val="Heading"/>
     <w:basedOn w:val="Normal"/>
